--- a/flow/20230914_vu_template/drafts/2024-04-g/12-ПТ-___.docx
+++ b/flow/20230914_vu_template/drafts/2024-04-g/12-ПТ-___.docx
@@ -5940,6 +5940,32 @@
           <w:rtl w:val="0"/>
         </w:rPr>
       </w:r>
+    </w:p>
+    <w:p>
+      <w:pPr>
+        <w:pStyle w:val="a"/>
+      </w:pPr>
+      <w:r>
+        <w:rPr>
+          <w:rFonts w:ascii="Times New Roman" w:hAnsi="Times New Roman"/>
+          <w:i/>
+          <w:color w:val="FF0000"/>
+          <w:sz w:val="24"/>
+        </w:rPr>
+        <w:t>Тропар (г. 8):</w:t>
+      </w:r>
+      <w:r>
+        <w:rPr>
+          <w:rFonts w:ascii="Times New Roman" w:hAnsi="Times New Roman"/>
+          <w:sz w:val="24"/>
+        </w:rPr>
+        <w:t xml:space="preserve"> Православія наставнику, благочестя учителю і чистоти вселенної світильнику,* архиєреїв богонатхненна прикрасо, Василію премудрий,* ученням твоїм Ти все просвітив, сопілко духовна.* Моли Христа Бога, щоб спаслися душі наші.</w:t>
+      </w:r>
+    </w:p>
+    <w:p>
+      <w:pPr>
+        <w:pStyle w:val="a"/>
+      </w:pPr>
     </w:p>
     <w:p>
       <w:pPr>
@@ -19712,6 +19738,32 @@
           <w:rtl w:val="0"/>
         </w:rPr>
       </w:r>
+    </w:p>
+    <w:p>
+      <w:pPr>
+        <w:pStyle w:val="a"/>
+      </w:pPr>
+      <w:r>
+        <w:rPr>
+          <w:rFonts w:ascii="Times New Roman" w:hAnsi="Times New Roman"/>
+          <w:i/>
+          <w:color w:val="FF0000"/>
+          <w:sz w:val="24"/>
+        </w:rPr>
+        <w:t>Тропар (г. 8):</w:t>
+      </w:r>
+      <w:r>
+        <w:rPr>
+          <w:rFonts w:ascii="Times New Roman" w:hAnsi="Times New Roman"/>
+          <w:sz w:val="24"/>
+        </w:rPr>
+        <w:t xml:space="preserve"> Православія наставнику, благочестя учителю і чистоти вселенної світильнику,* архиєреїв богонатхненна прикрасо, Василію премудрий,* ученням твоїм Ти все просвітив, сопілко духовна.* Моли Христа Бога, щоб спаслися душі наші.</w:t>
+      </w:r>
+    </w:p>
+    <w:p>
+      <w:pPr>
+        <w:pStyle w:val="a"/>
+      </w:pPr>
     </w:p>
     <w:p>
       <w:pPr>
